--- a/tillsyn/A 894-2025 tillsynsbegäran.docx
+++ b/tillsyn/A 894-2025 tillsynsbegäran.docx
@@ -35,7 +35,7 @@
     </w:p>
     <w:p>
       <w:r>
-        <w:t>I avverkningsanmälan har följande 3 naturvårdsarter hittats: garnlav (NT), lunglav (NT) och tretåig hackspett (NT, §4). Av dessa är 3 rödlistade. För rödlistade arter har rödlistekategorin angivits inom parentes. För fridlysta arter anges även paragrafen i Artskyddsförordningen som arten är fridlyst enligt.</w:t>
+        <w:t>I avverkningsanmälan har följande 4 naturvårdsarter hittats: garnlav (NT), lunglav (NT), tretåig hackspett (NT, §4) och tjäder (§4). Av dessa är 3 rödlistade. För rödlistade arter har rödlistekategorin angivits inom parentes. För fridlysta arter anges även paragrafen i Artskyddsförordningen som arten är fridlyst enligt.</w:t>
       </w:r>
     </w:p>
     <w:p>
@@ -111,7 +111,7 @@
     </w:p>
     <w:p>
       <w:r>
-        <w:t>Följande fridlysta arter har sina livsmiljöer och växtplatser i den avverkningsanmälda skogen: tretåig hackspett (NT, §4).</w:t>
+        <w:t>Följande fridlysta arter har sina livsmiljöer och växtplatser i den avverkningsanmälda skogen: tretåig hackspett (NT, §4) och tjäder (§4).</w:t>
       </w:r>
     </w:p>
     <w:p>
@@ -238,6 +238,46 @@
       </w:r>
       <w:r>
         <w:t>SLU Artdatabanken, Uppsala.</w:t>
+      </w:r>
+    </w:p>
+    <w:p>
+      <w:pPr>
+        <w:pStyle w:val="Heading1"/>
+      </w:pPr>
+      <w:r>
+        <w:t>Tjäder – ekologi samt krav på livsmiljön</w:t>
+      </w:r>
+    </w:p>
+    <w:p>
+      <w:r>
+        <w:t>Tjäder (§4) är en utpräglad skogsfågel knuten till större sammanhängande barrskogsområden. Tupparna och hönorna utnyttjar till viss del olika miljöer, och habitatvalet varierar dessutom mellan olika delar av året. För att det ska finnas livskraftiga tjäderbestånd krävs funktionella skogslandskap med en blandning av uppvuxen, gles och luckig skog, täta sumpskogar, myrar och andra små våtmarker.</w:t>
+      </w:r>
+    </w:p>
+    <w:p>
+      <w:r>
+        <w:t>Arten försvinner när skogen fragmenteras och den sammanlagda arealen hyggen och andra öppna områden blir för stor. Ett småskaligt och försiktigt virkesuttag genom hyggesfria metoder kan i vissa fall vara möjligt i området inom 200 m från lekcentrum. Längre ut från lekcentrum, inom 200–500 m bör den avverkade ytan inte överskrida 1 hektar för att undvika alltför stora och snabba förändringar.</w:t>
+      </w:r>
+    </w:p>
+    <w:p>
+      <w:pPr>
+        <w:pStyle w:val="Heading2"/>
+      </w:pPr>
+      <w:r>
+        <w:t>Referenser – tjäder</w:t>
+      </w:r>
+    </w:p>
+    <w:p>
+      <w:r>
+        <w:t xml:space="preserve">Skogsstyrelsen, 2019. </w:t>
+      </w:r>
+      <w:r>
+        <w:rPr>
+          <w:i/>
+        </w:rPr>
+        <w:t xml:space="preserve">Vägledning för hänsyn till fåglar – tjäder. </w:t>
+      </w:r>
+      <w:r>
+        <w:t>https://www.skogsstyrelsen.se/globalassets/lag-och-tillsyn/artskydd/vagledningar-for-hansyn-till-faglar/tjader-vagledning-hansyn2.pdf</w:t>
       </w:r>
     </w:p>
     <w:p>
@@ -531,7 +571,7 @@
     <w:r>
       <w:tab/>
       <w:tab/>
-      <w:t>2025-02-02</w:t>
+      <w:t>2025-02-03</w:t>
       <w:br/>
       <w:br/>
     </w:r>

--- a/tillsyn/A 894-2025 tillsynsbegäran.docx
+++ b/tillsyn/A 894-2025 tillsynsbegäran.docx
@@ -571,7 +571,7 @@
     <w:r>
       <w:tab/>
       <w:tab/>
-      <w:t>2025-02-03</w:t>
+      <w:t>2025-02-04</w:t>
       <w:br/>
       <w:br/>
     </w:r>

--- a/tillsyn/A 894-2025 tillsynsbegäran.docx
+++ b/tillsyn/A 894-2025 tillsynsbegäran.docx
@@ -571,7 +571,7 @@
     <w:r>
       <w:tab/>
       <w:tab/>
-      <w:t>2025-02-04</w:t>
+      <w:t>2025-02-05</w:t>
       <w:br/>
       <w:br/>
     </w:r>

--- a/tillsyn/A 894-2025 tillsynsbegäran.docx
+++ b/tillsyn/A 894-2025 tillsynsbegäran.docx
@@ -571,7 +571,7 @@
     <w:r>
       <w:tab/>
       <w:tab/>
-      <w:t>2025-02-05</w:t>
+      <w:t>2025-02-06</w:t>
       <w:br/>
       <w:br/>
     </w:r>

--- a/tillsyn/A 894-2025 tillsynsbegäran.docx
+++ b/tillsyn/A 894-2025 tillsynsbegäran.docx
@@ -571,7 +571,7 @@
     <w:r>
       <w:tab/>
       <w:tab/>
-      <w:t>2025-02-06</w:t>
+      <w:t>2025-02-07</w:t>
       <w:br/>
       <w:br/>
     </w:r>

--- a/tillsyn/A 894-2025 tillsynsbegäran.docx
+++ b/tillsyn/A 894-2025 tillsynsbegäran.docx
@@ -571,7 +571,7 @@
     <w:r>
       <w:tab/>
       <w:tab/>
-      <w:t>2025-02-07</w:t>
+      <w:t>2025-02-08</w:t>
       <w:br/>
       <w:br/>
     </w:r>

--- a/tillsyn/A 894-2025 tillsynsbegäran.docx
+++ b/tillsyn/A 894-2025 tillsynsbegäran.docx
@@ -571,7 +571,7 @@
     <w:r>
       <w:tab/>
       <w:tab/>
-      <w:t>2025-02-08</w:t>
+      <w:t>2025-02-09</w:t>
       <w:br/>
       <w:br/>
     </w:r>

--- a/tillsyn/A 894-2025 tillsynsbegäran.docx
+++ b/tillsyn/A 894-2025 tillsynsbegäran.docx
@@ -571,7 +571,7 @@
     <w:r>
       <w:tab/>
       <w:tab/>
-      <w:t>2025-02-09</w:t>
+      <w:t>2025-02-10</w:t>
       <w:br/>
       <w:br/>
     </w:r>

--- a/tillsyn/A 894-2025 tillsynsbegäran.docx
+++ b/tillsyn/A 894-2025 tillsynsbegäran.docx
@@ -571,7 +571,7 @@
     <w:r>
       <w:tab/>
       <w:tab/>
-      <w:t>2025-02-10</w:t>
+      <w:t>2025-02-11</w:t>
       <w:br/>
       <w:br/>
     </w:r>

--- a/tillsyn/A 894-2025 tillsynsbegäran.docx
+++ b/tillsyn/A 894-2025 tillsynsbegäran.docx
@@ -571,7 +571,7 @@
     <w:r>
       <w:tab/>
       <w:tab/>
-      <w:t>2025-02-11</w:t>
+      <w:t>2025-02-12</w:t>
       <w:br/>
       <w:br/>
     </w:r>

--- a/tillsyn/A 894-2025 tillsynsbegäran.docx
+++ b/tillsyn/A 894-2025 tillsynsbegäran.docx
@@ -571,7 +571,7 @@
     <w:r>
       <w:tab/>
       <w:tab/>
-      <w:t>2025-02-12</w:t>
+      <w:t>2025-02-13</w:t>
       <w:br/>
       <w:br/>
     </w:r>

--- a/tillsyn/A 894-2025 tillsynsbegäran.docx
+++ b/tillsyn/A 894-2025 tillsynsbegäran.docx
@@ -571,7 +571,7 @@
     <w:r>
       <w:tab/>
       <w:tab/>
-      <w:t>2025-02-13</w:t>
+      <w:t>2025-02-14</w:t>
       <w:br/>
       <w:br/>
     </w:r>

--- a/tillsyn/A 894-2025 tillsynsbegäran.docx
+++ b/tillsyn/A 894-2025 tillsynsbegäran.docx
@@ -571,7 +571,7 @@
     <w:r>
       <w:tab/>
       <w:tab/>
-      <w:t>2025-02-14</w:t>
+      <w:t>2025-02-15</w:t>
       <w:br/>
       <w:br/>
     </w:r>

--- a/tillsyn/A 894-2025 tillsynsbegäran.docx
+++ b/tillsyn/A 894-2025 tillsynsbegäran.docx
@@ -571,7 +571,7 @@
     <w:r>
       <w:tab/>
       <w:tab/>
-      <w:t>2025-02-15</w:t>
+      <w:t>2025-02-16</w:t>
       <w:br/>
       <w:br/>
     </w:r>

--- a/tillsyn/A 894-2025 tillsynsbegäran.docx
+++ b/tillsyn/A 894-2025 tillsynsbegäran.docx
@@ -571,7 +571,7 @@
     <w:r>
       <w:tab/>
       <w:tab/>
-      <w:t>2025-02-16</w:t>
+      <w:t>2025-02-17</w:t>
       <w:br/>
       <w:br/>
     </w:r>

--- a/tillsyn/A 894-2025 tillsynsbegäran.docx
+++ b/tillsyn/A 894-2025 tillsynsbegäran.docx
@@ -571,7 +571,7 @@
     <w:r>
       <w:tab/>
       <w:tab/>
-      <w:t>2025-02-17</w:t>
+      <w:t>2025-02-18</w:t>
       <w:br/>
       <w:br/>
     </w:r>

--- a/tillsyn/A 894-2025 tillsynsbegäran.docx
+++ b/tillsyn/A 894-2025 tillsynsbegäran.docx
@@ -571,7 +571,7 @@
     <w:r>
       <w:tab/>
       <w:tab/>
-      <w:t>2025-02-18</w:t>
+      <w:t>2025-02-19</w:t>
       <w:br/>
       <w:br/>
     </w:r>

--- a/tillsyn/A 894-2025 tillsynsbegäran.docx
+++ b/tillsyn/A 894-2025 tillsynsbegäran.docx
@@ -571,7 +571,7 @@
     <w:r>
       <w:tab/>
       <w:tab/>
-      <w:t>2025-02-19</w:t>
+      <w:t>2025-02-20</w:t>
       <w:br/>
       <w:br/>
     </w:r>

--- a/tillsyn/A 894-2025 tillsynsbegäran.docx
+++ b/tillsyn/A 894-2025 tillsynsbegäran.docx
@@ -571,7 +571,7 @@
     <w:r>
       <w:tab/>
       <w:tab/>
-      <w:t>2025-02-20</w:t>
+      <w:t>2025-02-21</w:t>
       <w:br/>
       <w:br/>
     </w:r>

--- a/tillsyn/A 894-2025 tillsynsbegäran.docx
+++ b/tillsyn/A 894-2025 tillsynsbegäran.docx
@@ -571,7 +571,7 @@
     <w:r>
       <w:tab/>
       <w:tab/>
-      <w:t>2025-02-21</w:t>
+      <w:t>2025-02-22</w:t>
       <w:br/>
       <w:br/>
     </w:r>

--- a/tillsyn/A 894-2025 tillsynsbegäran.docx
+++ b/tillsyn/A 894-2025 tillsynsbegäran.docx
@@ -571,7 +571,7 @@
     <w:r>
       <w:tab/>
       <w:tab/>
-      <w:t>2025-02-22</w:t>
+      <w:t>2025-02-23</w:t>
       <w:br/>
       <w:br/>
     </w:r>

--- a/tillsyn/A 894-2025 tillsynsbegäran.docx
+++ b/tillsyn/A 894-2025 tillsynsbegäran.docx
@@ -571,7 +571,7 @@
     <w:r>
       <w:tab/>
       <w:tab/>
-      <w:t>2025-02-23</w:t>
+      <w:t>2025-02-24</w:t>
       <w:br/>
       <w:br/>
     </w:r>

--- a/tillsyn/A 894-2025 tillsynsbegäran.docx
+++ b/tillsyn/A 894-2025 tillsynsbegäran.docx
@@ -571,7 +571,7 @@
     <w:r>
       <w:tab/>
       <w:tab/>
-      <w:t>2025-02-24</w:t>
+      <w:t>2025-02-25</w:t>
       <w:br/>
       <w:br/>
     </w:r>

--- a/tillsyn/A 894-2025 tillsynsbegäran.docx
+++ b/tillsyn/A 894-2025 tillsynsbegäran.docx
@@ -571,7 +571,7 @@
     <w:r>
       <w:tab/>
       <w:tab/>
-      <w:t>2025-02-25</w:t>
+      <w:t>2025-02-26</w:t>
       <w:br/>
       <w:br/>
     </w:r>

--- a/tillsyn/A 894-2025 tillsynsbegäran.docx
+++ b/tillsyn/A 894-2025 tillsynsbegäran.docx
@@ -571,7 +571,7 @@
     <w:r>
       <w:tab/>
       <w:tab/>
-      <w:t>2025-02-26</w:t>
+      <w:t>2025-02-27</w:t>
       <w:br/>
       <w:br/>
     </w:r>

--- a/tillsyn/A 894-2025 tillsynsbegäran.docx
+++ b/tillsyn/A 894-2025 tillsynsbegäran.docx
@@ -571,7 +571,7 @@
     <w:r>
       <w:tab/>
       <w:tab/>
-      <w:t>2025-02-27</w:t>
+      <w:t>2025-02-28</w:t>
       <w:br/>
       <w:br/>
     </w:r>

--- a/tillsyn/A 894-2025 tillsynsbegäran.docx
+++ b/tillsyn/A 894-2025 tillsynsbegäran.docx
@@ -571,7 +571,7 @@
     <w:r>
       <w:tab/>
       <w:tab/>
-      <w:t>2025-02-28</w:t>
+      <w:t>2025-03-01</w:t>
       <w:br/>
       <w:br/>
     </w:r>

--- a/tillsyn/A 894-2025 tillsynsbegäran.docx
+++ b/tillsyn/A 894-2025 tillsynsbegäran.docx
@@ -571,7 +571,7 @@
     <w:r>
       <w:tab/>
       <w:tab/>
-      <w:t>2025-03-02</w:t>
+      <w:t>2025-03-03</w:t>
       <w:br/>
       <w:br/>
     </w:r>

--- a/tillsyn/A 894-2025 tillsynsbegäran.docx
+++ b/tillsyn/A 894-2025 tillsynsbegäran.docx
@@ -571,7 +571,7 @@
     <w:r>
       <w:tab/>
       <w:tab/>
-      <w:t>2025-03-03</w:t>
+      <w:t>2025-03-04</w:t>
       <w:br/>
       <w:br/>
     </w:r>

--- a/tillsyn/A 894-2025 tillsynsbegäran.docx
+++ b/tillsyn/A 894-2025 tillsynsbegäran.docx
@@ -571,7 +571,7 @@
     <w:r>
       <w:tab/>
       <w:tab/>
-      <w:t>2025-03-04</w:t>
+      <w:t>2025-03-05</w:t>
       <w:br/>
       <w:br/>
     </w:r>

--- a/tillsyn/A 894-2025 tillsynsbegäran.docx
+++ b/tillsyn/A 894-2025 tillsynsbegäran.docx
@@ -571,7 +571,7 @@
     <w:r>
       <w:tab/>
       <w:tab/>
-      <w:t>2025-03-05</w:t>
+      <w:t>2025-03-06</w:t>
       <w:br/>
       <w:br/>
     </w:r>

--- a/tillsyn/A 894-2025 tillsynsbegäran.docx
+++ b/tillsyn/A 894-2025 tillsynsbegäran.docx
@@ -571,7 +571,7 @@
     <w:r>
       <w:tab/>
       <w:tab/>
-      <w:t>2025-03-06</w:t>
+      <w:t>2025-03-07</w:t>
       <w:br/>
       <w:br/>
     </w:r>

--- a/tillsyn/A 894-2025 tillsynsbegäran.docx
+++ b/tillsyn/A 894-2025 tillsynsbegäran.docx
@@ -571,7 +571,7 @@
     <w:r>
       <w:tab/>
       <w:tab/>
-      <w:t>2025-03-07</w:t>
+      <w:t>2025-03-08</w:t>
       <w:br/>
       <w:br/>
     </w:r>

--- a/tillsyn/A 894-2025 tillsynsbegäran.docx
+++ b/tillsyn/A 894-2025 tillsynsbegäran.docx
@@ -571,7 +571,7 @@
     <w:r>
       <w:tab/>
       <w:tab/>
-      <w:t>2025-03-08</w:t>
+      <w:t>2025-03-09</w:t>
       <w:br/>
       <w:br/>
     </w:r>

--- a/tillsyn/A 894-2025 tillsynsbegäran.docx
+++ b/tillsyn/A 894-2025 tillsynsbegäran.docx
@@ -571,7 +571,7 @@
     <w:r>
       <w:tab/>
       <w:tab/>
-      <w:t>2025-03-09</w:t>
+      <w:t>2025-03-10</w:t>
       <w:br/>
       <w:br/>
     </w:r>

--- a/tillsyn/A 894-2025 tillsynsbegäran.docx
+++ b/tillsyn/A 894-2025 tillsynsbegäran.docx
@@ -571,7 +571,7 @@
     <w:r>
       <w:tab/>
       <w:tab/>
-      <w:t>2025-03-10</w:t>
+      <w:t>2025-03-11</w:t>
       <w:br/>
       <w:br/>
     </w:r>

--- a/tillsyn/A 894-2025 tillsynsbegäran.docx
+++ b/tillsyn/A 894-2025 tillsynsbegäran.docx
@@ -571,7 +571,7 @@
     <w:r>
       <w:tab/>
       <w:tab/>
-      <w:t>2025-03-11</w:t>
+      <w:t>2025-03-12</w:t>
       <w:br/>
       <w:br/>
     </w:r>

--- a/tillsyn/A 894-2025 tillsynsbegäran.docx
+++ b/tillsyn/A 894-2025 tillsynsbegäran.docx
@@ -571,7 +571,7 @@
     <w:r>
       <w:tab/>
       <w:tab/>
-      <w:t>2025-03-12</w:t>
+      <w:t>2025-03-13</w:t>
       <w:br/>
       <w:br/>
     </w:r>

--- a/tillsyn/A 894-2025 tillsynsbegäran.docx
+++ b/tillsyn/A 894-2025 tillsynsbegäran.docx
@@ -571,7 +571,7 @@
     <w:r>
       <w:tab/>
       <w:tab/>
-      <w:t>2025-03-13</w:t>
+      <w:t>2025-03-14</w:t>
       <w:br/>
       <w:br/>
     </w:r>

--- a/tillsyn/A 894-2025 tillsynsbegäran.docx
+++ b/tillsyn/A 894-2025 tillsynsbegäran.docx
@@ -571,7 +571,7 @@
     <w:r>
       <w:tab/>
       <w:tab/>
-      <w:t>2025-03-14</w:t>
+      <w:t>2025-03-15</w:t>
       <w:br/>
       <w:br/>
     </w:r>

--- a/tillsyn/A 894-2025 tillsynsbegäran.docx
+++ b/tillsyn/A 894-2025 tillsynsbegäran.docx
@@ -571,7 +571,7 @@
     <w:r>
       <w:tab/>
       <w:tab/>
-      <w:t>2025-03-15</w:t>
+      <w:t>2025-03-16</w:t>
       <w:br/>
       <w:br/>
     </w:r>

--- a/tillsyn/A 894-2025 tillsynsbegäran.docx
+++ b/tillsyn/A 894-2025 tillsynsbegäran.docx
@@ -571,7 +571,7 @@
     <w:r>
       <w:tab/>
       <w:tab/>
-      <w:t>2025-03-16</w:t>
+      <w:t>2025-03-17</w:t>
       <w:br/>
       <w:br/>
     </w:r>

--- a/tillsyn/A 894-2025 tillsynsbegäran.docx
+++ b/tillsyn/A 894-2025 tillsynsbegäran.docx
@@ -571,7 +571,7 @@
     <w:r>
       <w:tab/>
       <w:tab/>
-      <w:t>2025-03-17</w:t>
+      <w:t>2025-03-18</w:t>
       <w:br/>
       <w:br/>
     </w:r>

--- a/tillsyn/A 894-2025 tillsynsbegäran.docx
+++ b/tillsyn/A 894-2025 tillsynsbegäran.docx
@@ -571,7 +571,7 @@
     <w:r>
       <w:tab/>
       <w:tab/>
-      <w:t>2025-03-18</w:t>
+      <w:t>2025-03-19</w:t>
       <w:br/>
       <w:br/>
     </w:r>

--- a/tillsyn/A 894-2025 tillsynsbegäran.docx
+++ b/tillsyn/A 894-2025 tillsynsbegäran.docx
@@ -571,7 +571,7 @@
     <w:r>
       <w:tab/>
       <w:tab/>
-      <w:t>2025-03-19</w:t>
+      <w:t>2025-03-20</w:t>
       <w:br/>
       <w:br/>
     </w:r>

--- a/tillsyn/A 894-2025 tillsynsbegäran.docx
+++ b/tillsyn/A 894-2025 tillsynsbegäran.docx
@@ -571,7 +571,7 @@
     <w:r>
       <w:tab/>
       <w:tab/>
-      <w:t>2025-03-20</w:t>
+      <w:t>2025-03-21</w:t>
       <w:br/>
       <w:br/>
     </w:r>

--- a/tillsyn/A 894-2025 tillsynsbegäran.docx
+++ b/tillsyn/A 894-2025 tillsynsbegäran.docx
@@ -571,7 +571,7 @@
     <w:r>
       <w:tab/>
       <w:tab/>
-      <w:t>2025-03-21</w:t>
+      <w:t>2025-03-22</w:t>
       <w:br/>
       <w:br/>
     </w:r>

--- a/tillsyn/A 894-2025 tillsynsbegäran.docx
+++ b/tillsyn/A 894-2025 tillsynsbegäran.docx
@@ -571,7 +571,7 @@
     <w:r>
       <w:tab/>
       <w:tab/>
-      <w:t>2025-03-22</w:t>
+      <w:t>2025-03-23</w:t>
       <w:br/>
       <w:br/>
     </w:r>

--- a/tillsyn/A 894-2025 tillsynsbegäran.docx
+++ b/tillsyn/A 894-2025 tillsynsbegäran.docx
@@ -571,7 +571,7 @@
     <w:r>
       <w:tab/>
       <w:tab/>
-      <w:t>2025-03-23</w:t>
+      <w:t>2025-03-24</w:t>
       <w:br/>
       <w:br/>
     </w:r>

--- a/tillsyn/A 894-2025 tillsynsbegäran.docx
+++ b/tillsyn/A 894-2025 tillsynsbegäran.docx
@@ -571,7 +571,7 @@
     <w:r>
       <w:tab/>
       <w:tab/>
-      <w:t>2025-03-24</w:t>
+      <w:t>2025-03-25</w:t>
       <w:br/>
       <w:br/>
     </w:r>

--- a/tillsyn/A 894-2025 tillsynsbegäran.docx
+++ b/tillsyn/A 894-2025 tillsynsbegäran.docx
@@ -571,7 +571,7 @@
     <w:r>
       <w:tab/>
       <w:tab/>
-      <w:t>2025-03-25</w:t>
+      <w:t>2025-03-26</w:t>
       <w:br/>
       <w:br/>
     </w:r>

--- a/tillsyn/A 894-2025 tillsynsbegäran.docx
+++ b/tillsyn/A 894-2025 tillsynsbegäran.docx
@@ -571,7 +571,7 @@
     <w:r>
       <w:tab/>
       <w:tab/>
-      <w:t>2025-03-26</w:t>
+      <w:t>2025-03-27</w:t>
       <w:br/>
       <w:br/>
     </w:r>

--- a/tillsyn/A 894-2025 tillsynsbegäran.docx
+++ b/tillsyn/A 894-2025 tillsynsbegäran.docx
@@ -571,7 +571,7 @@
     <w:r>
       <w:tab/>
       <w:tab/>
-      <w:t>2025-03-27</w:t>
+      <w:t>2025-03-28</w:t>
       <w:br/>
       <w:br/>
     </w:r>

--- a/tillsyn/A 894-2025 tillsynsbegäran.docx
+++ b/tillsyn/A 894-2025 tillsynsbegäran.docx
@@ -571,7 +571,7 @@
     <w:r>
       <w:tab/>
       <w:tab/>
-      <w:t>2025-04-02</w:t>
+      <w:t>2025-04-03</w:t>
       <w:br/>
       <w:br/>
     </w:r>

--- a/tillsyn/A 894-2025 tillsynsbegäran.docx
+++ b/tillsyn/A 894-2025 tillsynsbegäran.docx
@@ -571,7 +571,7 @@
     <w:r>
       <w:tab/>
       <w:tab/>
-      <w:t>2025-04-03</w:t>
+      <w:t>2025-04-05</w:t>
       <w:br/>
       <w:br/>
     </w:r>

--- a/tillsyn/A 894-2025 tillsynsbegäran.docx
+++ b/tillsyn/A 894-2025 tillsynsbegäran.docx
@@ -571,7 +571,7 @@
     <w:r>
       <w:tab/>
       <w:tab/>
-      <w:t>2025-04-05</w:t>
+      <w:t>2025-04-06</w:t>
       <w:br/>
       <w:br/>
     </w:r>

--- a/tillsyn/A 894-2025 tillsynsbegäran.docx
+++ b/tillsyn/A 894-2025 tillsynsbegäran.docx
@@ -571,7 +571,7 @@
     <w:r>
       <w:tab/>
       <w:tab/>
-      <w:t>2025-04-06</w:t>
+      <w:t>2025-04-07</w:t>
       <w:br/>
       <w:br/>
     </w:r>

--- a/tillsyn/A 894-2025 tillsynsbegäran.docx
+++ b/tillsyn/A 894-2025 tillsynsbegäran.docx
@@ -571,7 +571,7 @@
     <w:r>
       <w:tab/>
       <w:tab/>
-      <w:t>2025-04-07</w:t>
+      <w:t>2025-04-08</w:t>
       <w:br/>
       <w:br/>
     </w:r>

--- a/tillsyn/A 894-2025 tillsynsbegäran.docx
+++ b/tillsyn/A 894-2025 tillsynsbegäran.docx
@@ -571,7 +571,7 @@
     <w:r>
       <w:tab/>
       <w:tab/>
-      <w:t>2025-04-08</w:t>
+      <w:t>2025-04-09</w:t>
       <w:br/>
       <w:br/>
     </w:r>

--- a/tillsyn/A 894-2025 tillsynsbegäran.docx
+++ b/tillsyn/A 894-2025 tillsynsbegäran.docx
@@ -88,6 +88,17 @@
       </w:pPr>
       <w:r>
         <w:t>Figur 1. Fyndplatser för naturvårdsarter i det avverkningsanmälda området (röd linje). Markörer utan svart kant är placerade på fyndplatsen. Markörer med svart kant är placerade vid sidan av fyndplatsen och har ett svart streck som visar fyndplatsens exakta position. Kartans mittpunktskoordinat är N 6754241, E 454384 i SWEREF 99 TM.</w:t>
+      </w:r>
+    </w:p>
+    <w:p>
+      <w:r>
+        <w:rPr>
+          <w:b/>
+        </w:rPr>
+        <w:t>Garnlav (NT)</w:t>
+      </w:r>
+      <w:r>
+        <w:t xml:space="preserve"> är en utpräglad barrskogsart som ibland kan drapera träden i norrländska grannaturskogar med hög luftfuktighet. Den förekommer även i talldominerade bestånd där den, förutom i trädens grenverk, påträffas hängande över ojämnheter i tallbarken. Arten har minskat starkt i södra och mellersta Sverige och den minskar även i sitt nordliga utbredningsområde. Orsaken till tillbakagången beror främst på slutavverkningar av naturskogsartade skogar. Bestånd med riklig förekomst bör regelmässigt sparas. Garnlav är värdväxt för den mycket sällsynta och akut hotade fjärilen barrskogslavfly (CR) som hör hemma i boreala barrskogar med riklig förekomst av värdväxten. Tidigare kunde arten konstateras årligen på flera platser vid Dala-Floda i Dalarna innan lokalerna kalavverkades. Senaste fyndet i landet av barrskogslavfly är från år 2000 då den påträffades vid Högberget i Sollefteå kommun (SLU Artdatabanken, 2024).</w:t>
       </w:r>
     </w:p>
     <w:p>
@@ -250,12 +261,12 @@
     </w:p>
     <w:p>
       <w:r>
-        <w:t>Tjäder (§4) är en utpräglad skogsfågel knuten till större sammanhängande barrskogsområden. Tupparna och hönorna utnyttjar till viss del olika miljöer, och habitatvalet varierar dessutom mellan olika delar av året. För att det ska finnas livskraftiga tjäderbestånd krävs funktionella skogslandskap med en blandning av uppvuxen, gles och luckig skog, täta sumpskogar, myrar och andra små våtmarker.</w:t>
+        <w:t>Tjäder (§4) är en utpräglad skogsfågel knuten till större sammanhängande barrskogsområden. Tupparna och hönorna utnyttjar till viss del olika miljöer, och habitatvalet varierar dessutom mellan olika delar av året. För att det ska finnas livskraftiga tjäderbestånd krävs funktionella skogslandskap med en blandning av uppvuxen, gles och luckig skog, täta sumpskogar, myrar och andra små våtmarker (Skogsstyrelsen, 2019).</w:t>
       </w:r>
     </w:p>
     <w:p>
       <w:r>
-        <w:t>Arten försvinner när skogen fragmenteras och den sammanlagda arealen hyggen och andra öppna områden blir för stor. Ett småskaligt och försiktigt virkesuttag genom hyggesfria metoder kan i vissa fall vara möjligt i området inom 200 m från lekcentrum. Längre ut från lekcentrum, inom 200–500 m bör den avverkade ytan inte överskrida 1 hektar för att undvika alltför stora och snabba förändringar.</w:t>
+        <w:t>Arten försvinner när skogen fragmenteras och den sammanlagda arealen hyggen och andra öppna områden blir för stor. Ett småskaligt och försiktigt virkesuttag genom hyggesfria metoder kan i vissa fall vara möjligt i området inom 200 m från lekcentrum. Längre ut från lekcentrum, inom 200–500 m bör den avverkade ytan inte överskrida 1 hektar för att undvika alltför stora och snabba förändringar (Skogsstyrelsen, 2019).</w:t>
       </w:r>
     </w:p>
     <w:p>
@@ -315,7 +326,7 @@
     </w:p>
     <w:p>
       <w:r>
-        <w:t xml:space="preserve">Permanenta revir av tretåig hackspett karaktäriseras ofta av artens typiska ringformigt ordnade hackmärken på framför allt gamla granar. För att säkerställa att inte revir av tretåig hackspett drabbas av avverkningsplanerna bör en inventering göras i området både under häckningstid och under vintern, då arten utnyttjar betydligt större områden än under sommarens häckningsrevir. Storleken på häckningsreviret varierar med skogstypen, förekomsten av död ved och graden av fragmentering, men är i allmänhet i storleksordningen 25–100 hektar. </w:t>
+        <w:t>Permanenta revir av tretåig hackspett karaktäriseras ofta av artens typiska ringformigt ordnade hackmärken på framför allt gamla granar. För att säkerställa att inte revir av tretåig hackspett drabbas av avverkningsplanerna bör en inventering göras i området både under häckningstid och under vintern, då arten utnyttjar betydligt större områden än under sommarens häckningsrevir. Storleken på häckningsreviret varierar med skogstypen, förekomsten av död ved och graden av fragmentering, men är i allmänhet i storleksordningen 25–100 hektar.</w:t>
       </w:r>
     </w:p>
     <w:p>
@@ -571,7 +582,7 @@
     <w:r>
       <w:tab/>
       <w:tab/>
-      <w:t>2025-04-09</w:t>
+      <w:t>2025-04-10</w:t>
       <w:br/>
       <w:br/>
     </w:r>

--- a/tillsyn/A 894-2025 tillsynsbegäran.docx
+++ b/tillsyn/A 894-2025 tillsynsbegäran.docx
@@ -582,7 +582,7 @@
     <w:r>
       <w:tab/>
       <w:tab/>
-      <w:t>2025-04-10</w:t>
+      <w:t>2025-04-11</w:t>
       <w:br/>
       <w:br/>
     </w:r>

--- a/tillsyn/A 894-2025 tillsynsbegäran.docx
+++ b/tillsyn/A 894-2025 tillsynsbegäran.docx
@@ -582,7 +582,7 @@
     <w:r>
       <w:tab/>
       <w:tab/>
-      <w:t>2025-04-11</w:t>
+      <w:t>2025-04-12</w:t>
       <w:br/>
       <w:br/>
     </w:r>

--- a/tillsyn/A 894-2025 tillsynsbegäran.docx
+++ b/tillsyn/A 894-2025 tillsynsbegäran.docx
@@ -582,7 +582,7 @@
     <w:r>
       <w:tab/>
       <w:tab/>
-      <w:t>2025-04-12</w:t>
+      <w:t>2025-04-13</w:t>
       <w:br/>
       <w:br/>
     </w:r>

--- a/tillsyn/A 894-2025 tillsynsbegäran.docx
+++ b/tillsyn/A 894-2025 tillsynsbegäran.docx
@@ -147,7 +147,7 @@
         <w:t>Tretåig hackspett (NT, §4)</w:t>
       </w:r>
       <w:r>
-        <w:t xml:space="preserve"> är rödlistad som nära hotad och ingår i bilaga 1 i EU:s fågeldirektiv. Tretåig hackspett är för sin överlevnad beroende av kontinuerlig tillförsel av äldre döende och död ved, som sker genom naturliga självgallringsprocesser i äldre grannaturskogar och barrblandade naturskogar. Om en skog genom skogsbruk gallras eller glesas ur så upphör och uteblir i stort sett den naturliga självgallringsprocessen för mycket lång tid framöver vilket omöjliggör upprätthållandet av den kontinuerliga ekologiska funktionen i ett område. Det finns studier som visar att naturskogens självgallringsprocess som den tretåiga hackspetten är beroende av, inte kan ersättas med efterlämnad hänsyn i skogsbruket (Imbeau &amp; Desrochers, 2002). Storleken på häckningsreviret varierar med skogstypen, förekomsten av död ved och graden av fragmentering, men är i allmänhet i storleksordningen 25–100 hektar. Vintertid krävs ofta betydligt större områden och det finns studier som antyder att arten behöver minst 100 hektar äldre skog. I områden med låg bonitet kan det behövas över 200 hektar lämpligt habitat för att ett par ska kunna reproducera sig (Skogsstyrelsen, 2016).</w:t>
+        <w:t xml:space="preserve"> är rödlistad som nära hotad och ingår i bilaga 1 i EU:s fågeldirektiv. Tretåig hackspett är för sin överlevnad beroende av kontinuerlig tillförsel av äldre döende och död ved, som sker genom naturliga självgallringsprocesser i äldre grannaturskogar och barrblandade naturskogar. Om en skog genom skogsbruk gallras eller glesas ur så upphör och uteblir i stort sett den naturliga självgallringsprocessen för mycket lång tid framöver vilket omöjliggör upprätthållandet av den kontinuerliga ekologiska funktionen i ett område. Det finns studier som visar att naturskogens självgallringsprocess som den tretåiga hackspetten är beroende av, inte kan ersättas med efterlämnad hänsyn i skogsbruket (Imbeau &amp; Desrochers, 2002). Storleken på häckningsreviret varierar med skogstypen, förekomsten av död ved och graden av fragmentering, men är i allmänhet i storleksordningen 25–100 hektar. Vintertid krävs ofta betydligt större områden och det finns studier som antyder att arten behöver minst 100 hektar äldre skog. I områden med låg bonitet kan det behövas över 200 hektar lämpligt habitat för att ett par ska kunna reproducera sig. Områden med dokumenterad permanent förekomst i naturskogsmiljöer har vanligen så stora naturvärden att skogsbruk är olämpligt (Skogsstyrelsen, 2016).</w:t>
       </w:r>
     </w:p>
     <w:p>
@@ -582,7 +582,7 @@
     <w:r>
       <w:tab/>
       <w:tab/>
-      <w:t>2025-04-13</w:t>
+      <w:t>2025-04-14</w:t>
       <w:br/>
       <w:br/>
     </w:r>

--- a/tillsyn/A 894-2025 tillsynsbegäran.docx
+++ b/tillsyn/A 894-2025 tillsynsbegäran.docx
@@ -582,7 +582,7 @@
     <w:r>
       <w:tab/>
       <w:tab/>
-      <w:t>2025-04-14</w:t>
+      <w:t>2025-04-15</w:t>
       <w:br/>
       <w:br/>
     </w:r>

--- a/tillsyn/A 894-2025 tillsynsbegäran.docx
+++ b/tillsyn/A 894-2025 tillsynsbegäran.docx
@@ -582,7 +582,7 @@
     <w:r>
       <w:tab/>
       <w:tab/>
-      <w:t>2025-04-15</w:t>
+      <w:t>2025-04-16</w:t>
       <w:br/>
       <w:br/>
     </w:r>

--- a/tillsyn/A 894-2025 tillsynsbegäran.docx
+++ b/tillsyn/A 894-2025 tillsynsbegäran.docx
@@ -582,7 +582,7 @@
     <w:r>
       <w:tab/>
       <w:tab/>
-      <w:t>2025-04-16</w:t>
+      <w:t>2025-04-17</w:t>
       <w:br/>
       <w:br/>
     </w:r>

--- a/tillsyn/A 894-2025 tillsynsbegäran.docx
+++ b/tillsyn/A 894-2025 tillsynsbegäran.docx
@@ -582,7 +582,7 @@
     <w:r>
       <w:tab/>
       <w:tab/>
-      <w:t>2025-04-17</w:t>
+      <w:t>2025-04-18</w:t>
       <w:br/>
       <w:br/>
     </w:r>

--- a/tillsyn/A 894-2025 tillsynsbegäran.docx
+++ b/tillsyn/A 894-2025 tillsynsbegäran.docx
@@ -582,7 +582,7 @@
     <w:r>
       <w:tab/>
       <w:tab/>
-      <w:t>2025-04-18</w:t>
+      <w:t>2025-04-19</w:t>
       <w:br/>
       <w:br/>
     </w:r>

--- a/tillsyn/A 894-2025 tillsynsbegäran.docx
+++ b/tillsyn/A 894-2025 tillsynsbegäran.docx
@@ -582,7 +582,7 @@
     <w:r>
       <w:tab/>
       <w:tab/>
-      <w:t>2025-05-03</w:t>
+      <w:t>2025-05-04</w:t>
       <w:br/>
       <w:br/>
     </w:r>

--- a/tillsyn/A 894-2025 tillsynsbegäran.docx
+++ b/tillsyn/A 894-2025 tillsynsbegäran.docx
@@ -582,7 +582,7 @@
     <w:r>
       <w:tab/>
       <w:tab/>
-      <w:t>2025-05-04</w:t>
+      <w:t>2025-05-06</w:t>
       <w:br/>
       <w:br/>
     </w:r>

--- a/tillsyn/A 894-2025 tillsynsbegäran.docx
+++ b/tillsyn/A 894-2025 tillsynsbegäran.docx
@@ -582,7 +582,7 @@
     <w:r>
       <w:tab/>
       <w:tab/>
-      <w:t>2025-05-06</w:t>
+      <w:t>2025-05-07</w:t>
       <w:br/>
       <w:br/>
     </w:r>

--- a/tillsyn/A 894-2025 tillsynsbegäran.docx
+++ b/tillsyn/A 894-2025 tillsynsbegäran.docx
@@ -582,7 +582,7 @@
     <w:r>
       <w:tab/>
       <w:tab/>
-      <w:t>2025-05-07</w:t>
+      <w:t>2025-05-08</w:t>
       <w:br/>
       <w:br/>
     </w:r>

--- a/tillsyn/A 894-2025 tillsynsbegäran.docx
+++ b/tillsyn/A 894-2025 tillsynsbegäran.docx
@@ -582,7 +582,7 @@
     <w:r>
       <w:tab/>
       <w:tab/>
-      <w:t>2025-05-08</w:t>
+      <w:t>2025-05-09</w:t>
       <w:br/>
       <w:br/>
     </w:r>

--- a/tillsyn/A 894-2025 tillsynsbegäran.docx
+++ b/tillsyn/A 894-2025 tillsynsbegäran.docx
@@ -582,7 +582,7 @@
     <w:r>
       <w:tab/>
       <w:tab/>
-      <w:t>2025-05-09</w:t>
+      <w:t>2025-05-10</w:t>
       <w:br/>
       <w:br/>
     </w:r>

--- a/tillsyn/A 894-2025 tillsynsbegäran.docx
+++ b/tillsyn/A 894-2025 tillsynsbegäran.docx
@@ -582,7 +582,7 @@
     <w:r>
       <w:tab/>
       <w:tab/>
-      <w:t>2025-05-10</w:t>
+      <w:t>2025-05-11</w:t>
       <w:br/>
       <w:br/>
     </w:r>

--- a/tillsyn/A 894-2025 tillsynsbegäran.docx
+++ b/tillsyn/A 894-2025 tillsynsbegäran.docx
@@ -582,7 +582,7 @@
     <w:r>
       <w:tab/>
       <w:tab/>
-      <w:t>2025-05-11</w:t>
+      <w:t>2025-05-12</w:t>
       <w:br/>
       <w:br/>
     </w:r>

--- a/tillsyn/A 894-2025 tillsynsbegäran.docx
+++ b/tillsyn/A 894-2025 tillsynsbegäran.docx
@@ -582,7 +582,7 @@
     <w:r>
       <w:tab/>
       <w:tab/>
-      <w:t>2025-05-12</w:t>
+      <w:t>2025-05-13</w:t>
       <w:br/>
       <w:br/>
     </w:r>

--- a/tillsyn/A 894-2025 tillsynsbegäran.docx
+++ b/tillsyn/A 894-2025 tillsynsbegäran.docx
@@ -582,7 +582,7 @@
     <w:r>
       <w:tab/>
       <w:tab/>
-      <w:t>2025-05-13</w:t>
+      <w:t>2025-05-14</w:t>
       <w:br/>
       <w:br/>
     </w:r>

--- a/tillsyn/A 894-2025 tillsynsbegäran.docx
+++ b/tillsyn/A 894-2025 tillsynsbegäran.docx
@@ -582,7 +582,7 @@
     <w:r>
       <w:tab/>
       <w:tab/>
-      <w:t>2025-05-14</w:t>
+      <w:t>2025-05-15</w:t>
       <w:br/>
       <w:br/>
     </w:r>

--- a/tillsyn/A 894-2025 tillsynsbegäran.docx
+++ b/tillsyn/A 894-2025 tillsynsbegäran.docx
@@ -582,7 +582,7 @@
     <w:r>
       <w:tab/>
       <w:tab/>
-      <w:t>2025-05-15</w:t>
+      <w:t>2025-05-16</w:t>
       <w:br/>
       <w:br/>
     </w:r>

--- a/tillsyn/A 894-2025 tillsynsbegäran.docx
+++ b/tillsyn/A 894-2025 tillsynsbegäran.docx
@@ -582,7 +582,7 @@
     <w:r>
       <w:tab/>
       <w:tab/>
-      <w:t>2025-05-16</w:t>
+      <w:t>2025-05-17</w:t>
       <w:br/>
       <w:br/>
     </w:r>

--- a/tillsyn/A 894-2025 tillsynsbegäran.docx
+++ b/tillsyn/A 894-2025 tillsynsbegäran.docx
@@ -582,7 +582,7 @@
     <w:r>
       <w:tab/>
       <w:tab/>
-      <w:t>2025-05-17</w:t>
+      <w:t>2025-05-18</w:t>
       <w:br/>
       <w:br/>
     </w:r>

--- a/tillsyn/A 894-2025 tillsynsbegäran.docx
+++ b/tillsyn/A 894-2025 tillsynsbegäran.docx
@@ -582,7 +582,7 @@
     <w:r>
       <w:tab/>
       <w:tab/>
-      <w:t>2025-05-18</w:t>
+      <w:t>2025-05-19</w:t>
       <w:br/>
       <w:br/>
     </w:r>

--- a/tillsyn/A 894-2025 tillsynsbegäran.docx
+++ b/tillsyn/A 894-2025 tillsynsbegäran.docx
@@ -582,7 +582,7 @@
     <w:r>
       <w:tab/>
       <w:tab/>
-      <w:t>2025-05-19</w:t>
+      <w:t>2025-05-20</w:t>
       <w:br/>
       <w:br/>
     </w:r>

--- a/tillsyn/A 894-2025 tillsynsbegäran.docx
+++ b/tillsyn/A 894-2025 tillsynsbegäran.docx
@@ -582,7 +582,7 @@
     <w:r>
       <w:tab/>
       <w:tab/>
-      <w:t>2025-05-20</w:t>
+      <w:t>2025-05-21</w:t>
       <w:br/>
       <w:br/>
     </w:r>

--- a/tillsyn/A 894-2025 tillsynsbegäran.docx
+++ b/tillsyn/A 894-2025 tillsynsbegäran.docx
@@ -582,7 +582,7 @@
     <w:r>
       <w:tab/>
       <w:tab/>
-      <w:t>2025-05-21</w:t>
+      <w:t>2025-05-22</w:t>
       <w:br/>
       <w:br/>
     </w:r>

--- a/tillsyn/A 894-2025 tillsynsbegäran.docx
+++ b/tillsyn/A 894-2025 tillsynsbegäran.docx
@@ -582,7 +582,7 @@
     <w:r>
       <w:tab/>
       <w:tab/>
-      <w:t>2025-05-22</w:t>
+      <w:t>2025-05-23</w:t>
       <w:br/>
       <w:br/>
     </w:r>

--- a/tillsyn/A 894-2025 tillsynsbegäran.docx
+++ b/tillsyn/A 894-2025 tillsynsbegäran.docx
@@ -582,7 +582,7 @@
     <w:r>
       <w:tab/>
       <w:tab/>
-      <w:t>2025-05-23</w:t>
+      <w:t>2025-05-24</w:t>
       <w:br/>
       <w:br/>
     </w:r>

--- a/tillsyn/A 894-2025 tillsynsbegäran.docx
+++ b/tillsyn/A 894-2025 tillsynsbegäran.docx
@@ -582,7 +582,7 @@
     <w:r>
       <w:tab/>
       <w:tab/>
-      <w:t>2025-05-24</w:t>
+      <w:t>2025-05-25</w:t>
       <w:br/>
       <w:br/>
     </w:r>

--- a/tillsyn/A 894-2025 tillsynsbegäran.docx
+++ b/tillsyn/A 894-2025 tillsynsbegäran.docx
@@ -582,7 +582,7 @@
     <w:r>
       <w:tab/>
       <w:tab/>
-      <w:t>2025-05-25</w:t>
+      <w:t>2025-05-26</w:t>
       <w:br/>
       <w:br/>
     </w:r>

--- a/tillsyn/A 894-2025 tillsynsbegäran.docx
+++ b/tillsyn/A 894-2025 tillsynsbegäran.docx
@@ -582,7 +582,7 @@
     <w:r>
       <w:tab/>
       <w:tab/>
-      <w:t>2025-05-26</w:t>
+      <w:t>2025-05-27</w:t>
       <w:br/>
       <w:br/>
     </w:r>

--- a/tillsyn/A 894-2025 tillsynsbegäran.docx
+++ b/tillsyn/A 894-2025 tillsynsbegäran.docx
@@ -582,7 +582,7 @@
     <w:r>
       <w:tab/>
       <w:tab/>
-      <w:t>2025-05-27</w:t>
+      <w:t>2025-05-30</w:t>
       <w:br/>
       <w:br/>
     </w:r>

--- a/tillsyn/A 894-2025 tillsynsbegäran.docx
+++ b/tillsyn/A 894-2025 tillsynsbegäran.docx
@@ -582,7 +582,7 @@
     <w:r>
       <w:tab/>
       <w:tab/>
-      <w:t>2025-05-30</w:t>
+      <w:t>2025-06-01</w:t>
       <w:br/>
       <w:br/>
     </w:r>

--- a/tillsyn/A 894-2025 tillsynsbegäran.docx
+++ b/tillsyn/A 894-2025 tillsynsbegäran.docx
@@ -582,7 +582,7 @@
     <w:r>
       <w:tab/>
       <w:tab/>
-      <w:t>2025-06-01</w:t>
+      <w:t>2025-06-02</w:t>
       <w:br/>
       <w:br/>
     </w:r>

--- a/tillsyn/A 894-2025 tillsynsbegäran.docx
+++ b/tillsyn/A 894-2025 tillsynsbegäran.docx
@@ -582,7 +582,7 @@
     <w:r>
       <w:tab/>
       <w:tab/>
-      <w:t>2025-06-02</w:t>
+      <w:t>2025-06-03</w:t>
       <w:br/>
       <w:br/>
     </w:r>

--- a/tillsyn/A 894-2025 tillsynsbegäran.docx
+++ b/tillsyn/A 894-2025 tillsynsbegäran.docx
@@ -582,7 +582,7 @@
     <w:r>
       <w:tab/>
       <w:tab/>
-      <w:t>2025-06-03</w:t>
+      <w:t>2025-06-04</w:t>
       <w:br/>
       <w:br/>
     </w:r>

--- a/tillsyn/A 894-2025 tillsynsbegäran.docx
+++ b/tillsyn/A 894-2025 tillsynsbegäran.docx
@@ -582,7 +582,7 @@
     <w:r>
       <w:tab/>
       <w:tab/>
-      <w:t>2025-06-04</w:t>
+      <w:t>2025-06-05</w:t>
       <w:br/>
       <w:br/>
     </w:r>

--- a/tillsyn/A 894-2025 tillsynsbegäran.docx
+++ b/tillsyn/A 894-2025 tillsynsbegäran.docx
@@ -582,7 +582,7 @@
     <w:r>
       <w:tab/>
       <w:tab/>
-      <w:t>2025-06-05</w:t>
+      <w:t>2025-06-13</w:t>
       <w:br/>
       <w:br/>
     </w:r>

--- a/tillsyn/A 894-2025 tillsynsbegäran.docx
+++ b/tillsyn/A 894-2025 tillsynsbegäran.docx
@@ -582,7 +582,7 @@
     <w:r>
       <w:tab/>
       <w:tab/>
-      <w:t>2025-06-13</w:t>
+      <w:t>2025-06-15</w:t>
       <w:br/>
       <w:br/>
     </w:r>

--- a/tillsyn/A 894-2025 tillsynsbegäran.docx
+++ b/tillsyn/A 894-2025 tillsynsbegäran.docx
@@ -582,7 +582,7 @@
     <w:r>
       <w:tab/>
       <w:tab/>
-      <w:t>2025-06-15</w:t>
+      <w:t>2025-06-16</w:t>
       <w:br/>
       <w:br/>
     </w:r>

--- a/tillsyn/A 894-2025 tillsynsbegäran.docx
+++ b/tillsyn/A 894-2025 tillsynsbegäran.docx
@@ -582,7 +582,7 @@
     <w:r>
       <w:tab/>
       <w:tab/>
-      <w:t>2025-06-16</w:t>
+      <w:t>2025-06-17</w:t>
       <w:br/>
       <w:br/>
     </w:r>

--- a/tillsyn/A 894-2025 tillsynsbegäran.docx
+++ b/tillsyn/A 894-2025 tillsynsbegäran.docx
@@ -582,7 +582,7 @@
     <w:r>
       <w:tab/>
       <w:tab/>
-      <w:t>2025-06-17</w:t>
+      <w:t>2025-06-18</w:t>
       <w:br/>
       <w:br/>
     </w:r>

--- a/tillsyn/A 894-2025 tillsynsbegäran.docx
+++ b/tillsyn/A 894-2025 tillsynsbegäran.docx
@@ -582,7 +582,7 @@
     <w:r>
       <w:tab/>
       <w:tab/>
-      <w:t>2025-06-18</w:t>
+      <w:t>2025-06-19</w:t>
       <w:br/>
       <w:br/>
     </w:r>

--- a/tillsyn/A 894-2025 tillsynsbegäran.docx
+++ b/tillsyn/A 894-2025 tillsynsbegäran.docx
@@ -582,7 +582,7 @@
     <w:r>
       <w:tab/>
       <w:tab/>
-      <w:t>2025-06-19</w:t>
+      <w:t>2025-06-20</w:t>
       <w:br/>
       <w:br/>
     </w:r>

--- a/tillsyn/A 894-2025 tillsynsbegäran.docx
+++ b/tillsyn/A 894-2025 tillsynsbegäran.docx
@@ -582,7 +582,7 @@
     <w:r>
       <w:tab/>
       <w:tab/>
-      <w:t>2025-06-20</w:t>
+      <w:t>2025-06-21</w:t>
       <w:br/>
       <w:br/>
     </w:r>

--- a/tillsyn/A 894-2025 tillsynsbegäran.docx
+++ b/tillsyn/A 894-2025 tillsynsbegäran.docx
@@ -582,7 +582,7 @@
     <w:r>
       <w:tab/>
       <w:tab/>
-      <w:t>2025-06-21</w:t>
+      <w:t>2025-06-22</w:t>
       <w:br/>
       <w:br/>
     </w:r>

--- a/tillsyn/A 894-2025 tillsynsbegäran.docx
+++ b/tillsyn/A 894-2025 tillsynsbegäran.docx
@@ -582,7 +582,7 @@
     <w:r>
       <w:tab/>
       <w:tab/>
-      <w:t>2025-06-22</w:t>
+      <w:t>2025-06-23</w:t>
       <w:br/>
       <w:br/>
     </w:r>

--- a/tillsyn/A 894-2025 tillsynsbegäran.docx
+++ b/tillsyn/A 894-2025 tillsynsbegäran.docx
@@ -582,7 +582,7 @@
     <w:r>
       <w:tab/>
       <w:tab/>
-      <w:t>2025-06-23</w:t>
+      <w:t>2025-06-24</w:t>
       <w:br/>
       <w:br/>
     </w:r>

--- a/tillsyn/A 894-2025 tillsynsbegäran.docx
+++ b/tillsyn/A 894-2025 tillsynsbegäran.docx
@@ -582,7 +582,7 @@
     <w:r>
       <w:tab/>
       <w:tab/>
-      <w:t>2025-06-24</w:t>
+      <w:t>2025-06-25</w:t>
       <w:br/>
       <w:br/>
     </w:r>

--- a/tillsyn/A 894-2025 tillsynsbegäran.docx
+++ b/tillsyn/A 894-2025 tillsynsbegäran.docx
@@ -582,7 +582,7 @@
     <w:r>
       <w:tab/>
       <w:tab/>
-      <w:t>2025-06-25</w:t>
+      <w:t>2025-06-26</w:t>
       <w:br/>
       <w:br/>
     </w:r>

--- a/tillsyn/A 894-2025 tillsynsbegäran.docx
+++ b/tillsyn/A 894-2025 tillsynsbegäran.docx
@@ -582,7 +582,7 @@
     <w:r>
       <w:tab/>
       <w:tab/>
-      <w:t>2025-06-26</w:t>
+      <w:t>2025-06-27</w:t>
       <w:br/>
       <w:br/>
     </w:r>

--- a/tillsyn/A 894-2025 tillsynsbegäran.docx
+++ b/tillsyn/A 894-2025 tillsynsbegäran.docx
@@ -582,7 +582,7 @@
     <w:r>
       <w:tab/>
       <w:tab/>
-      <w:t>2025-06-27</w:t>
+      <w:t>2025-06-28</w:t>
       <w:br/>
       <w:br/>
     </w:r>

--- a/tillsyn/A 894-2025 tillsynsbegäran.docx
+++ b/tillsyn/A 894-2025 tillsynsbegäran.docx
@@ -582,7 +582,7 @@
     <w:r>
       <w:tab/>
       <w:tab/>
-      <w:t>2025-06-28</w:t>
+      <w:t>2025-06-29</w:t>
       <w:br/>
       <w:br/>
     </w:r>

--- a/tillsyn/A 894-2025 tillsynsbegäran.docx
+++ b/tillsyn/A 894-2025 tillsynsbegäran.docx
@@ -582,7 +582,7 @@
     <w:r>
       <w:tab/>
       <w:tab/>
-      <w:t>2025-06-29</w:t>
+      <w:t>2025-06-30</w:t>
       <w:br/>
       <w:br/>
     </w:r>

--- a/tillsyn/A 894-2025 tillsynsbegäran.docx
+++ b/tillsyn/A 894-2025 tillsynsbegäran.docx
@@ -582,7 +582,7 @@
     <w:r>
       <w:tab/>
       <w:tab/>
-      <w:t>2025-06-30</w:t>
+      <w:t>2025-07-01</w:t>
       <w:br/>
       <w:br/>
     </w:r>

--- a/tillsyn/A 894-2025 tillsynsbegäran.docx
+++ b/tillsyn/A 894-2025 tillsynsbegäran.docx
@@ -582,7 +582,7 @@
     <w:r>
       <w:tab/>
       <w:tab/>
-      <w:t>2025-07-01</w:t>
+      <w:t>2025-07-02</w:t>
       <w:br/>
       <w:br/>
     </w:r>

--- a/tillsyn/A 894-2025 tillsynsbegäran.docx
+++ b/tillsyn/A 894-2025 tillsynsbegäran.docx
@@ -582,7 +582,7 @@
     <w:r>
       <w:tab/>
       <w:tab/>
-      <w:t>2025-07-02</w:t>
+      <w:t>2025-07-03</w:t>
       <w:br/>
       <w:br/>
     </w:r>

--- a/tillsyn/A 894-2025 tillsynsbegäran.docx
+++ b/tillsyn/A 894-2025 tillsynsbegäran.docx
@@ -582,7 +582,7 @@
     <w:r>
       <w:tab/>
       <w:tab/>
-      <w:t>2025-07-03</w:t>
+      <w:t>2025-07-04</w:t>
       <w:br/>
       <w:br/>
     </w:r>

--- a/tillsyn/A 894-2025 tillsynsbegäran.docx
+++ b/tillsyn/A 894-2025 tillsynsbegäran.docx
@@ -582,7 +582,7 @@
     <w:r>
       <w:tab/>
       <w:tab/>
-      <w:t>2025-07-04</w:t>
+      <w:t>2025-07-05</w:t>
       <w:br/>
       <w:br/>
     </w:r>

--- a/tillsyn/A 894-2025 tillsynsbegäran.docx
+++ b/tillsyn/A 894-2025 tillsynsbegäran.docx
@@ -582,7 +582,7 @@
     <w:r>
       <w:tab/>
       <w:tab/>
-      <w:t>2025-07-05</w:t>
+      <w:t>2025-07-06</w:t>
       <w:br/>
       <w:br/>
     </w:r>

--- a/tillsyn/A 894-2025 tillsynsbegäran.docx
+++ b/tillsyn/A 894-2025 tillsynsbegäran.docx
@@ -582,7 +582,7 @@
     <w:r>
       <w:tab/>
       <w:tab/>
-      <w:t>2025-07-06</w:t>
+      <w:t>2025-07-07</w:t>
       <w:br/>
       <w:br/>
     </w:r>

--- a/tillsyn/A 894-2025 tillsynsbegäran.docx
+++ b/tillsyn/A 894-2025 tillsynsbegäran.docx
@@ -582,7 +582,7 @@
     <w:r>
       <w:tab/>
       <w:tab/>
-      <w:t>2025-07-07</w:t>
+      <w:t>2025-07-08</w:t>
       <w:br/>
       <w:br/>
     </w:r>

--- a/tillsyn/A 894-2025 tillsynsbegäran.docx
+++ b/tillsyn/A 894-2025 tillsynsbegäran.docx
@@ -109,7 +109,25 @@
         <w:t>Lunglav (NT)</w:t>
       </w:r>
       <w:r>
-        <w:t xml:space="preserve"> är en av vårt lands främsta signalarter som överallt indikerar gamla lövträd, skogsbestånd med höga naturvärden och ekosystem med lång skoglig kontinuitet. Lokalt kan förekomsten vara mycket riklig men den hittas nästan enbart i gamla och ej slutavverkade skogar. Artens samtliga förekomster bör uppmärksammas från naturvårdssynpunkt, då många lokaler även hyser andra ovanliga och rödlistade arter. Rikliga förekomster bör skyddas med biotopskydd, frivilliga avsättningar eller reservat (SLU Artdatabanken, 2024; Nitare &amp; Skogsstyrelsen, 2019).</w:t>
+        <w:t xml:space="preserve"> är en av vårt lands främsta signalarter som överallt indikerar gamla lövträd, skogsbestånd med höga naturvärden och ekosystem med lång skoglig kontinuitet. Lokalt kan förekomsten vara mycket riklig men den hittas nästan enbart i gamla och ej slutavverkade skogar. Artens samtliga förekomster bör uppmärksammas från naturvårdssynpunkt, då många lokaler även hyser andra ovanliga och rödlistade arter. Rikliga förekomster bör skyddas med biotopskydd, frivilliga avsättningar eller reservat. Det finns ett antal sällsynta lavparasiter som växer på lunglav: lunglavsknapp (VU), skrovelmössing (DD), lunglavshårprick (DD), </w:t>
+      </w:r>
+      <w:r>
+        <w:rPr>
+          <w:i/>
+        </w:rPr>
+        <w:t>Calycina alstrupii</w:t>
+      </w:r>
+      <w:r>
+        <w:t xml:space="preserve"> (NA) och </w:t>
+      </w:r>
+      <w:r>
+        <w:rPr>
+          <w:i/>
+        </w:rPr>
+        <w:t>Chalara lobariae</w:t>
+      </w:r>
+      <w:r>
+        <w:t xml:space="preserve"> (NA) (SLU Artdatabanken, 2025; SLU Artdatabanken, 2024; Nitare &amp; Skogsstyrelsen, 2019).</w:t>
       </w:r>
     </w:p>
     <w:p>
@@ -194,7 +212,7 @@
         <w:t>Plectocarpon lichenum</w:t>
       </w:r>
       <w:r>
-        <w:t xml:space="preserve"> (VU). Det finns ytterligare två rödlistade parasiter vilka bara förekommer på lunglav, Skrovelmössing </w:t>
+        <w:t xml:space="preserve"> (VU). Det finns ytterligare ett antal parasiter vilka bara förekommer på lunglav: Skrovelmössing </w:t>
       </w:r>
       <w:r>
         <w:rPr>
@@ -212,7 +230,25 @@
         <w:t>Niesslia lobariae</w:t>
       </w:r>
       <w:r>
-        <w:t xml:space="preserve"> (rödlistad som Kunskapsbrist DD). Skrovelmössing (DD) har små svarta apothecier och bruna, 1-septerade sporer och Lunglavshårprick (DD) har brunhåriga perithecier och färglösa, 1-septerade sporer (SLU Artdatabanken, 2024; Nitare &amp; Skogsstyrelsen, 2019).</w:t>
+        <w:t xml:space="preserve"> (rödlistad som Kunskapsbrist DD). Skrovelmössing (DD) har små svarta apothecier och bruna, 1-septerade sporer och Lunglavshårprick (DD) har brunhåriga perithecier och färglösa, 1-septerade sporer. Nyligen har ytterligare två lavparasiter påträffats i Sverige som växer på lunglav: </w:t>
+      </w:r>
+      <w:r>
+        <w:rPr>
+          <w:i/>
+        </w:rPr>
+        <w:t>Calycina alstrupii</w:t>
+      </w:r>
+      <w:r>
+        <w:t xml:space="preserve"> (NA) och </w:t>
+      </w:r>
+      <w:r>
+        <w:rPr>
+          <w:i/>
+        </w:rPr>
+        <w:t>Chalara lobariae</w:t>
+      </w:r>
+      <w:r>
+        <w:t xml:space="preserve"> (NA) (SLU Artdatabanken, 2025; SLU Artdatabanken, 2024; Nitare &amp; Skogsstyrelsen, 2019).</w:t>
       </w:r>
     </w:p>
     <w:p>
@@ -249,6 +285,20 @@
       </w:r>
       <w:r>
         <w:t>SLU Artdatabanken, Uppsala.</w:t>
+      </w:r>
+    </w:p>
+    <w:p>
+      <w:r>
+        <w:t xml:space="preserve">SLU Artdatabanken, 2025. </w:t>
+      </w:r>
+      <w:r>
+        <w:rPr>
+          <w:i/>
+        </w:rPr>
+        <w:t xml:space="preserve">Över 20 nya lavparasiter för Sverige. </w:t>
+      </w:r>
+      <w:r>
+        <w:t>https://www.slu.se/artdatabanken/arter-och-natur/artiklar/over-20-nya-lavparasiter-for-sverige/</w:t>
       </w:r>
     </w:p>
     <w:p>
@@ -582,7 +632,7 @@
     <w:r>
       <w:tab/>
       <w:tab/>
-      <w:t>2025-07-08</w:t>
+      <w:t>2025-07-09</w:t>
       <w:br/>
       <w:br/>
     </w:r>

--- a/tillsyn/A 894-2025 tillsynsbegäran.docx
+++ b/tillsyn/A 894-2025 tillsynsbegäran.docx
@@ -632,7 +632,7 @@
     <w:r>
       <w:tab/>
       <w:tab/>
-      <w:t>2025-07-09</w:t>
+      <w:t>2025-07-11</w:t>
       <w:br/>
       <w:br/>
     </w:r>

--- a/tillsyn/A 894-2025 tillsynsbegäran.docx
+++ b/tillsyn/A 894-2025 tillsynsbegäran.docx
@@ -632,7 +632,7 @@
     <w:r>
       <w:tab/>
       <w:tab/>
-      <w:t>2025-07-11</w:t>
+      <w:t>2025-07-12</w:t>
       <w:br/>
       <w:br/>
     </w:r>

--- a/tillsyn/A 894-2025 tillsynsbegäran.docx
+++ b/tillsyn/A 894-2025 tillsynsbegäran.docx
@@ -632,7 +632,7 @@
     <w:r>
       <w:tab/>
       <w:tab/>
-      <w:t>2025-07-12</w:t>
+      <w:t>2025-07-13</w:t>
       <w:br/>
       <w:br/>
     </w:r>

--- a/tillsyn/A 894-2025 tillsynsbegäran.docx
+++ b/tillsyn/A 894-2025 tillsynsbegäran.docx
@@ -632,7 +632,7 @@
     <w:r>
       <w:tab/>
       <w:tab/>
-      <w:t>2025-07-13</w:t>
+      <w:t>2025-07-14</w:t>
       <w:br/>
       <w:br/>
     </w:r>

--- a/tillsyn/A 894-2025 tillsynsbegäran.docx
+++ b/tillsyn/A 894-2025 tillsynsbegäran.docx
@@ -632,7 +632,7 @@
     <w:r>
       <w:tab/>
       <w:tab/>
-      <w:t>2025-08-06</w:t>
+      <w:t>2025-08-09</w:t>
       <w:br/>
       <w:br/>
     </w:r>
